--- a/qianrushi.docx
+++ b/qianrushi.docx
@@ -54,59 +54,59 @@
           <w:sz w:val="24"/>
           <w:rFonts w:eastAsia="宋体" w:ascii="宋体" w:hAnsi="宋体"/>
         </w:rPr>
-        <w:t w:space="preserve">本项目面向无围栏工业人机协作（HRC）场景，研发了一款基于Rockchip RK3588异构算力平台的All-in-One边缘计算智能终端。该终端采用3D打印一体化结构设计，集成前后双路视觉（MIPI-CSI 1080p + USB 720p）、360°单线激光雷达（镭神N10Plus，10Hz，540点/圈）与高精度六轴IMU（TDK ICM45686），构建了完整的多元感知硬件平台。</w:t>
-      </w:r>
-    </w:p>
-    <w:p>
-      <w:pPr/>
-      <w:pPr>
-        <w:spacing w:line="360" w:lineRule="auto"/>
-      </w:pPr>
-      <w:r>
-        <w:rPr>
-          <w:sz w:val="24"/>
-          <w:rFonts w:eastAsia="宋体" w:ascii="宋体" w:hAnsi="宋体"/>
-        </w:rPr>
-        <w:t w:space="preserve">针对工业设备运行伴随的高频剧烈震动（10-200Hz），系统深度解算IMU姿态数据，通过Madgwick AHRS四元数姿态估计与陀螺仪梯形积分算法，联动Rockchip RGA 2D硬件加速引擎，在单次硬件操作中实现裁剪、缩放与偏移补偿的低延迟电子图像防抖（EIS），延迟低于5ms，在10-200Hz范围内平均防抖抑制比达78%。</w:t>
-      </w:r>
-    </w:p>
-    <w:p>
-      <w:pPr/>
-      <w:pPr>
-        <w:spacing w:line="360" w:lineRule="auto"/>
-      </w:pPr>
-      <w:r>
-        <w:rPr>
-          <w:sz w:val="24"/>
-          <w:rFonts w:eastAsia="宋体" w:ascii="宋体" w:hAnsi="宋体"/>
-        </w:rPr>
-        <w:t w:space="preserve">依托该高质量数据源，系统集成了YOLOv8 NPU推理（INT8量化，单帧27ms）与LiDAR-Camera外参融合的Alpha-Beta多目标跟踪器，通过两遍融合算法与四态生命周期管理，可在无围栏环境下实现工人的跨视角连续追踪（MOTA 82.7%）、风险区域识别与安全接管（告警响应&lt;100ms）。</w:t>
-      </w:r>
-    </w:p>
-    <w:p>
-      <w:pPr/>
-      <w:pPr>
-        <w:spacing w:line="360" w:lineRule="auto"/>
-      </w:pPr>
-      <w:r>
-        <w:rPr>
-          <w:sz w:val="24"/>
-          <w:rFonts w:eastAsia="宋体" w:ascii="宋体" w:hAnsi="宋体"/>
-        </w:rPr>
-        <w:t w:space="preserve">在数据记录层面，系统在Linux内核块设备层设计并实现了面向NVMe SSD裸块存储的环形黑匣子记录机制（dm-ringbox），通过bio扇区重映射实现循环覆盖式块级写入，消除传统文件系统元数据I/O抖动与写放大问题（WAF 1.0 vs ext4的2.1），持续写入带宽208MB/s，99%尾部延迟仅0.48ms。</w:t>
-      </w:r>
-    </w:p>
-    <w:p>
-      <w:pPr/>
-      <w:pPr>
-        <w:spacing w:line="360" w:lineRule="auto"/>
-      </w:pPr>
-      <w:r>
-        <w:rPr>
-          <w:sz w:val="24"/>
-          <w:rFonts w:eastAsia="宋体" w:ascii="宋体" w:hAnsi="宋体"/>
-        </w:rPr>
-        <w:t w:space="preserve">系统同时构建了基于MPP硬件编码的高效RTSP视频推流链路，端到端延迟约55ms。全链路采用DMA-BUF零拷贝架构，在V4L2、RGA、NPU与MPP硬件加速器之间实现无缝数据流转，充分挖掘RK3588异构算力。</w:t>
+        <w:t w:space="preserve" xml:space="preserve">本项目面向无围栏工业人机协作场景，研发了一款基于RK3588异构算力平台的All-in-One边缘计算智能终端。该终端采用3D打印一体化结构设计，集成前后双路视觉（MIPI-CSI 1080p + USB 720p）、360°单线激光雷达（镭神N10Plus，10Hz，540点/圈）与高精度六轴IMU（TDK ICM45686），构建了完整的多元感知硬件平台。</w:t>
+      </w:r>
+    </w:p>
+    <w:p>
+      <w:pPr/>
+      <w:pPr>
+        <w:spacing w:line="360" w:lineRule="auto"/>
+      </w:pPr>
+      <w:r>
+        <w:rPr>
+          <w:sz w:val="24"/>
+          <w:rFonts w:eastAsia="宋体" w:ascii="宋体" w:hAnsi="宋体"/>
+        </w:rPr>
+        <w:t w:space="preserve" xml:space="preserve">针对工业设备运行伴随的高频剧烈震动（10-200Hz），系统深度解算IMU姿态数据，通过Madgwick AHRS姿态估计与梯形积分，联动RGA 2D硬件加速引擎，在单次硬件操作中实现裁剪、缩放与偏移补偿的低延迟电子图像防抖（EIS），延迟&lt;5ms，10-200Hz平均抑制比78%。</w:t>
+      </w:r>
+    </w:p>
+    <w:p>
+      <w:pPr/>
+      <w:pPr>
+        <w:spacing w:line="360" w:lineRule="auto"/>
+      </w:pPr>
+      <w:r>
+        <w:rPr>
+          <w:sz w:val="24"/>
+          <w:rFonts w:eastAsia="宋体" w:ascii="宋体" w:hAnsi="宋体"/>
+        </w:rPr>
+        <w:t w:space="preserve" xml:space="preserve">依托该高质量数据源，系统集成了YOLOv8 NPU推理（INT8量化，单帧27ms）与LiDAR-Camera外参融合的Alpha-Beta多目标跟踪器，通过两遍融合与四态管理，可在无围栏环境下实现工人的跨视角连续追踪（MOTA 82.7%）、风险区域识别与安全接管（告警&lt;100ms）。</w:t>
+      </w:r>
+    </w:p>
+    <w:p>
+      <w:pPr/>
+      <w:pPr>
+        <w:spacing w:line="360" w:lineRule="auto"/>
+      </w:pPr>
+      <w:r>
+        <w:rPr>
+          <w:sz w:val="24"/>
+          <w:rFonts w:eastAsia="宋体" w:ascii="宋体" w:hAnsi="宋体"/>
+        </w:rPr>
+        <w:t w:space="preserve" xml:space="preserve">在数据记录层面，系统在内核块设备层实现了面向NVMe SSD裸块存储的环形黑匣子记录机制（dm-ringbox），通过bio扇区重映射实现循环覆盖式块级写入，消除传统文件系统元数据I/O抖动与写放大问题（WAF 1.0 vs ext4 2.1），写带宽208MB/s，99%尾部延迟仅0.48ms。</w:t>
+      </w:r>
+    </w:p>
+    <w:p>
+      <w:pPr/>
+      <w:pPr>
+        <w:spacing w:line="360" w:lineRule="auto"/>
+      </w:pPr>
+      <w:r>
+        <w:rPr>
+          <w:sz w:val="24"/>
+          <w:rFonts w:eastAsia="宋体" w:ascii="宋体" w:hAnsi="宋体"/>
+        </w:rPr>
+        <w:t w:space="preserve" xml:space="preserve">系统基于MPP硬件编码实现RTSP推流（~55ms）与1080p/720p双分辨率MP4录像（1080p@8Mbps直录/720p@4Mbps RGA缩放），推流与录像双编码器独立可同时运行。系统提供Qt5触控HMI与Web远程控制双终端，通过REST API与WebSocket实现双向互控与状态实时同步。全链路DMA-BUF零拷贝架构充分挖掘RK3588异构算力。</w:t>
       </w:r>
     </w:p>
     <w:p>
@@ -152,7 +152,7 @@
           <w:sz w:val="24"/>
           <w:rFonts w:eastAsia="宋体" w:ascii="宋体" w:hAnsi="宋体"/>
         </w:rPr>
-        <w:t w:space="preserve">本终端面向无围栏工业人机协作场景，提供以下核心功能与特性：实时安全感知——通过YOLOv8 NPU推理（27ms/帧）与LiDAR点云融合，实现360°无死角的人员检测与定位，百毫秒级告警响应；电子图像防抖——基于ICM45686 IMU和RGA硬件加速，在10-200Hz震动范围内平均抑制78%的图像抖动，保障动态场景下视觉特征稳定提取；跨视角连续追踪——Alpha-Beta多目标跟踪器（MOTA 82.7%，ID-Switch 4次/10分钟）支持跨相机的人员身份保持；视频推流与录像——MPP硬件H.264编码，RTSP推流延迟55ms，支持OSD叠加（检测框+雷达点云），本地MP4录像；环形黑匣子记录——基于dm-ringbox内核驱动，NVMe裸块环形写入208MB/s，写放大系数WAF=1.0，支持事件触发式数据回溯；双终端管控——嵌入式Qt5触控HMI + Web远程控制（27+ REST API，WebSocket实时推送）。</w:t>
+        <w:t w:space="preserve" xml:space="preserve">本终端面向无围栏工业人机协作场景，提供以下核心功能与特性：实时安全感知——通过YOLOv8 NPU推理（27ms/帧）与LiDAR点云融合，实现360°无死角的人员检测与定位，百毫秒级告警响应；电子图像防抖——基于ICM45686 IMU和RGA硬件加速，在10-200Hz震动范围内平均抑制78%的图像抖动，保障动态场景下视觉特征稳定提取；跨视角连续追踪——Alpha-Beta多目标跟踪器（MOTA 82.7%，ID-Switch 4次/10分钟）支持跨相机的人员身份保持；视频推流与录像——MPP硬件H.264编码，RTSP推流延迟55ms，支持OSD叠加（检测框+雷达点云），本地MP4录像支持1080p/720p双分辨率可切换（1080p@8Mbps直录/720p@4Mbps RGA缩放），推流与录像双编码器独立可同时运行互不干扰；环形黑匣子记录——基于dm-ringbox内核驱动，NVMe裸块环形写入208MB/s，写放大系数WAF=1.0，支持事件触发式数据回溯；双终端管控——嵌入式Qt5触控HMI + Web远程控制，Qt内嵌HTTP/WebSocket服务器，通过27+ REST API与WebSocket实时推送实现双向互控与状态实时同步。</w:t>
       </w:r>
     </w:p>
     <w:p>
@@ -335,6 +335,32 @@
           <w:rFonts w:eastAsia="宋体" w:ascii="宋体" w:hAnsi="宋体"/>
         </w:rPr>
         <w:t w:space="preserve">全链路DMA-BUF零拷贝架构：从V4L2相机采集、RGA格式转换与缩放、NPU推理到MPP硬件编码，图像数据全程通过DMA-BUF文件描述符在硬件加速器之间传递，应用层不执行CPU像素搬运。各硬件加速器通过DMA直接访问同一物理内存，最大化利用RK3588异构算力（6 TOPS NPU + Mali-G610 GPU + RGA 2D引擎）。</w:t>
+      </w:r>
+    </w:p>
+    <w:p>
+      <w:pPr/>
+      <w:pPr>
+        <w:spacing w:line="360" w:lineRule="auto"/>
+      </w:pPr>
+      <w:r>
+        <w:rPr>
+          <w:sz w:val="24"/>
+          <w:rFonts w:eastAsia="宋体" w:ascii="宋体" w:hAnsi="宋体"/>
+        </w:rPr>
+        <w:t w:space="preserve" xml:space="preserve">双分辨率录像与双编码器架构：系统基于RK3588 MPP硬件H.264编码器，实现RTSP推流与本地MP4录像的双编码器独立架构。录像支持1080p（1920×1080@8Mbps）与720p（1280×720@4Mbps）双分辨率动态切换，1080p录像不经缩放直接编码以确保最高画质，720p录像复用推流链路的RGA缩放结果以节省硬件资源，双编码器独立PTS基线、独立生命周期管理，推流与录像可同时运行互不干扰。</w:t>
+      </w:r>
+    </w:p>
+    <w:p>
+      <w:pPr/>
+      <w:pPr>
+        <w:spacing w:line="360" w:lineRule="auto"/>
+      </w:pPr>
+      <w:r>
+        <w:rPr>
+          <w:sz w:val="24"/>
+          <w:rFonts w:eastAsia="宋体" w:ascii="宋体" w:hAnsi="宋体"/>
+        </w:rPr>
+        <w:t w:space="preserve" xml:space="preserve">双终端互控架构：系统提供嵌入式Qt5触控HMI（SentinelQT）与Web远程控制SPA（WebControl）两套界面，共用同一后端11组件软件栈。Qt进程内嵌基于cpp-httplib的HTTP/WebSocket服务器，Web端控制指令经QMetaObject::invokeMethod（BlockingQueuedConnection）跨线程同步派发至Qt GUI主线程执行并返回结果；Qt端状态变更通过消息队列以WebSocket实时广播至所有连接客户端，确保双终端操作状态实时同步、双向互控无缝切换。</w:t>
       </w:r>
     </w:p>
     <w:p>
@@ -1489,7 +1515,7 @@
           <w:sz w:val="24"/>
           <w:rFonts w:eastAsia="宋体" w:ascii="宋体" w:hAnsi="宋体"/>
         </w:rPr>
-        <w:t w:space="preserve">本系统提供两套用户界面：嵌入式Qt5触控HMI（SentinelQT，本地操作）和Web远程控制单页应用（WebControl，远端集控），两套界面共享同一后端11组件软件栈。SentinelQT基于Qt5 Widgets框架，以eglfs模式直接渲染到DRM/KMS，无Window Manager依赖，实现全屏无边框的嵌入式HMI。主界面采用QStackedWidget管理4个功能页面（主控/视频管理/融合管理/数据回溯），通过多线程Worker模式（PreviewWorker×2、FusionWorker、NvmeWorker）将耗时操作从GUI主线程分离。WebControl基于cpp-httplib实现嵌入式HTTP服务器（27+ REST API路由），通过WebSocket实时推送设备状态、事件和跟踪结果，前端SPA支持桌面和移动端浏览器。系统运行时配置通过config.ini（QSettings格式，8个配置节）集中管理，支持在线参数调整和持久化。</w:t>
+        <w:t w:space="preserve" xml:space="preserve">本系统提供两套用户界面：嵌入式Qt5触控HMI（SentinelQT，本地操作）和Web远程控制单页应用（WebControl，远端集控），两套界面共享同一后端11组件软件栈。SentinelQT基于Qt5 Widgets框架，以eglfs模式直接渲染到DRM/KMS，无Window Manager依赖，实现全屏无边框的嵌入式HMI。主界面采用QStackedWidget管理4个功能页面（主控/视频管理/融合管理/数据回溯），通过多线程Worker模式（PreviewWorker×2、FusionWorker、NvmeWorker）将耗时操作从GUI主线程分离。WebControl基于cpp-httplib实现嵌入式HTTP服务器（27+ REST API路由），通过WebSocket实时推送设备状态、事件和跟踪结果，前端SPA支持桌面和移动端浏览器。两套界面之间的互控通过以下机制实现：Web→Qt方向，HTTP请求到达WebServer工作线程后，通过QMetaObject::invokeMethod（Qt::BlockingQueuedConnection）跨线程同步派发至Qt GUI主线程执行，确保Widget操作线程安全并返回执行结果；Qt→Web方向，Qt主线程通过push_status/push_event/push_tracking三个非阻塞接口将状态JSON推入消息队列（std::queue+mutex），WebServer内部50ms定时器排空队列并通过WebSocket广播至所有连接客户端。该双向通道确保触控操作与远程浏览器操作的状态实时同步、无缝切换。系统运行时配置通过config.ini（QSettings格式，8个配置节）集中管理，支持在线参数调整和持久化。</w:t>
       </w:r>
     </w:p>
     <w:p>
@@ -1800,7 +1826,7 @@
           <w:sz w:val="24"/>
           <w:rFonts w:eastAsia="宋体" w:ascii="宋体" w:hAnsi="宋体"/>
         </w:rPr>
-        <w:t w:space="preserve">（7）SentinelStreamer（流媒体层）：RTSP推流+MP4录像+OSD叠加。输入：Visioner推流队列NV12 DMA-BUF、YOLO OSD检测框、LiDAR OSD投影点、EIS偏移量。输出：RTSP视频流（TCP）、MP4录像文件、RecordBufferPool环形缓冲（供NVMe回溯）。内部：双编码器独立架构（流720p CBR 2Mbps含OSD，录720p/1080p CBR 4Mbps纯净），MPP硬件H.264编码（h264_rkmpp），RGA单次裁剪缩放+EIS偏移，FFmpeg管道推流+MP4 muxing，RecordBufferPool RGA硬件拷贝环形缓冲（150 Slot，约5秒@30fps）。</w:t>
+        <w:t w:space="preserve" xml:space="preserve">（7）SentinelStreamer（流媒体层）：RTSP推流+MP4录像+OSD叠加。输入：Visioner推流队列NV12 DMA-BUF、YOLO OSD检测框、LiDAR OSD投影点、EIS偏移量。输出：RTSP视频流（TCP）、MP4录像文件、RecordBufferPool环形缓冲（供NVMe回溯）。内部：双编码器独立架构——流编码器固定720p CBR 4Mbps（含OSD检测框与LiDAR点云叠加），录编码器支持1080p/720p动态切换（1080p@8Mbps直录全分辨率原画/720p@4Mbps经RGA硬件缩放后编码），两个编码器独立创建、独立PTS基线、可同时运行互不干扰，录制分辨率通过REST API或Qt界面在线切换无需重启。MPP硬件H.264编码（h264_rkmpp），RGA单次裁剪缩放+EIS偏移，FFmpeg管道推流+MP4 muxing，RecordBufferPool RGA硬件拷贝环形缓冲（150 Slot，约5秒@30fps）。</w:t>
       </w:r>
     </w:p>
     <w:p>
